--- a/app/BL_Credit_Optimiser_Documentation.docx
+++ b/app/BL_Credit_Optimiser_Documentation.docx
@@ -21,7 +21,7 @@
           <w:sz w:val="52"/>
           <w:szCs w:val="52"/>
         </w:rPr>
-        <w:t xml:space="preserve">Black-Litterman Credit Optimiser</w:t>
+        <w:t xml:space="preserve">Black-Litterman Optimiser</w:t>
       </w:r>
     </w:p>
     <w:p>
@@ -75,7 +75,7 @@
           <w:sz w:val="24"/>
           <w:szCs w:val="24"/>
         </w:rPr>
-        <w:t xml:space="preserve">Investment Grade Corporate Bond Portfolio Optimisation</w:t>
+        <w:t xml:space="preserve">S&amp;P 500 Equities and Investment Grade Credit</w:t>
       </w:r>
     </w:p>
     <w:p>
@@ -90,7 +90,7 @@
           <w:sz w:val="22"/>
           <w:szCs w:val="22"/>
         </w:rPr>
-        <w:t xml:space="preserve">March 2026</w:t>
+        <w:t xml:space="preserve">August 2026</w:t>
       </w:r>
     </w:p>
     <w:p>
@@ -127,43 +127,7 @@
           <w:sz w:val="22"/>
           <w:szCs w:val="22"/>
         </w:rPr>
-        <w:t xml:space="preserve">This application helps portfolio managers optimise a portfolio of </w:t>
-      </w:r>
-      <w:r>
-        <w:rPr>
-          <w:rFonts w:ascii="Arial" w:cs="Arial" w:eastAsia="Arial" w:hAnsi="Arial"/>
-          <w:b/>
-          <w:bCs/>
-          <w:sz w:val="22"/>
-          <w:szCs w:val="22"/>
-        </w:rPr>
-        <w:t xml:space="preserve">investment-grade corporate bonds</w:t>
-      </w:r>
-      <w:r>
-        <w:rPr>
-          <w:rFonts w:ascii="Arial" w:cs="Arial" w:eastAsia="Arial" w:hAnsi="Arial"/>
-          <w:sz w:val="22"/>
-          <w:szCs w:val="22"/>
-        </w:rPr>
-        <w:t xml:space="preserve"> using the </w:t>
-      </w:r>
-      <w:r>
-        <w:rPr>
-          <w:rFonts w:ascii="Arial" w:cs="Arial" w:eastAsia="Arial" w:hAnsi="Arial"/>
-          <w:b/>
-          <w:bCs/>
-          <w:sz w:val="22"/>
-          <w:szCs w:val="22"/>
-        </w:rPr>
-        <w:t xml:space="preserve">Black-Litterman (BL) model</w:t>
-      </w:r>
-      <w:r>
-        <w:rPr>
-          <w:rFonts w:ascii="Arial" w:cs="Arial" w:eastAsia="Arial" w:hAnsi="Arial"/>
-          <w:sz w:val="22"/>
-          <w:szCs w:val="22"/>
-        </w:rPr>
-        <w:t xml:space="preserve">. In plain terms: given a set of bonds and the manager’s views on which bonds will outperform, the system calculates the best allocation that balances return against risk.</w:t>
+        <w:t xml:space="preserve">This application builds optimal portfolios from two asset classes — S&amp;P 500 equities and investment-grade corporate credit — using the Black-Litterman (BL) model. In plain terms: given a universe, the returns the market already implies, and your own views about what will outperform, it calculates the allocation that best balances return against risk.</w:t>
       </w:r>
     </w:p>
     <w:p>
@@ -176,7 +140,7 @@
           <w:sz w:val="22"/>
           <w:szCs w:val="22"/>
         </w:rPr>
-        <w:t xml:space="preserve">The tool runs in a web browser. Behind the scenes, a Python backend does the heavy number-crunching (optimisation, Monte Carlo simulations), while a React frontend provides the interactive charts and tables. If the backend is unavailable, a simplified JavaScript engine in the browser can still run the calculations.</w:t>
+        <w:t xml:space="preserve">Everything runs in the browser. There is no server in the request path: the equilibrium returns, the Bayesian posterior and the constrained optimisation are all computed in JavaScript on the page, over a universe of roughly 485 S&amp;P 500 names. Python appears twice, and neither time while you are using the app — once at build time to fetch the market data, and once as an optional service that is not part of the hosted site.</w:t>
       </w:r>
     </w:p>
     <w:p>
@@ -205,15 +169,7 @@
           <w:sz w:val="22"/>
           <w:szCs w:val="22"/>
         </w:rPr>
-        <w:t xml:space="preserve">Bond universe management</w:t>
-      </w:r>
-      <w:r>
-        <w:rPr>
-          <w:rFonts w:ascii="Arial" w:cs="Arial" w:eastAsia="Arial" w:hAnsi="Arial"/>
-          <w:sz w:val="22"/>
-          <w:szCs w:val="22"/>
-        </w:rPr>
-        <w:t xml:space="preserve"> — load 25 sample IG bonds or upload your own via CSV/Excel</w:t>
+        <w:t xml:space="preserve">Two asset classes — the full S&amp;P 500 from live Yahoo Finance data, or a 25-bond sample IG credit universe</w:t>
       </w:r>
     </w:p>
     <w:p>
@@ -233,15 +189,7 @@
           <w:sz w:val="22"/>
           <w:szCs w:val="22"/>
         </w:rPr>
-        <w:t xml:space="preserve">Manager views</w:t>
-      </w:r>
-      <w:r>
-        <w:rPr>
-          <w:rFonts w:ascii="Arial" w:cs="Arial" w:eastAsia="Arial" w:hAnsi="Arial"/>
-          <w:sz w:val="22"/>
-          <w:szCs w:val="22"/>
-        </w:rPr>
-        <w:t xml:space="preserve"> — express absolute or relative views on bond returns with confidence levels</w:t>
+        <w:t xml:space="preserve">Your own views — absolute or relative, each with its own confidence level</w:t>
       </w:r>
     </w:p>
     <w:p>
@@ -261,15 +209,7 @@
           <w:sz w:val="22"/>
           <w:szCs w:val="22"/>
         </w:rPr>
-        <w:t xml:space="preserve">Black-Litterman optimisation</w:t>
-      </w:r>
-      <w:r>
-        <w:rPr>
-          <w:rFonts w:ascii="Arial" w:cs="Arial" w:eastAsia="Arial" w:hAnsi="Arial"/>
-          <w:sz w:val="22"/>
-          <w:szCs w:val="22"/>
-        </w:rPr>
-        <w:t xml:space="preserve"> — blend equilibrium returns with views using Bayesian inference</w:t>
+        <w:t xml:space="preserve">Your own prior — the implied equilibrium return is shown per asset and can be overridden outright, not merely tilted away from</w:t>
       </w:r>
     </w:p>
     <w:p>
@@ -289,15 +229,7 @@
           <w:sz w:val="22"/>
           <w:szCs w:val="22"/>
         </w:rPr>
-        <w:t xml:space="preserve">Constrained portfolio construction</w:t>
-      </w:r>
-      <w:r>
-        <w:rPr>
-          <w:rFonts w:ascii="Arial" w:cs="Arial" w:eastAsia="Arial" w:hAnsi="Arial"/>
-          <w:sz w:val="22"/>
-          <w:szCs w:val="22"/>
-        </w:rPr>
-        <w:t xml:space="preserve"> — issuer limits, sector bounds, tracking error, spread duration tolerance</w:t>
+        <w:t xml:space="preserve">Constrained construction — long-only, per-name position caps, weights summing to 100%</w:t>
       </w:r>
     </w:p>
     <w:p>
@@ -317,15 +249,7 @@
           <w:sz w:val="22"/>
           <w:szCs w:val="22"/>
         </w:rPr>
-        <w:t xml:space="preserve">Credit risk analytics</w:t>
-      </w:r>
-      <w:r>
-        <w:rPr>
-          <w:rFonts w:ascii="Arial" w:cs="Arial" w:eastAsia="Arial" w:hAnsi="Arial"/>
-          <w:sz w:val="22"/>
-          <w:szCs w:val="22"/>
-        </w:rPr>
-        <w:t xml:space="preserve"> — expected loss, DTS, spread duration, Credit VaR/CVaR via Monte Carlo</w:t>
+        <w:t xml:space="preserve">Credit risk analytics — expected loss, DTS, spread duration, Credit VaR (credit universe only)</w:t>
       </w:r>
     </w:p>
     <w:p>
@@ -345,15 +269,7 @@
           <w:sz w:val="22"/>
           <w:szCs w:val="22"/>
         </w:rPr>
-        <w:t xml:space="preserve">Interactive visualisation</w:t>
-      </w:r>
-      <w:r>
-        <w:rPr>
-          <w:rFonts w:ascii="Arial" w:cs="Arial" w:eastAsia="Arial" w:hAnsi="Arial"/>
-          <w:sz w:val="22"/>
-          <w:szCs w:val="22"/>
-        </w:rPr>
-        <w:t xml:space="preserve"> — active weight charts, sector/rating allocation, risk-return scatter</w:t>
+        <w:t xml:space="preserve">Interactive visualisation — active weights, sector and rating allocation, prior-versus-posterior scatter</w:t>
       </w:r>
     </w:p>
     <w:p>
@@ -383,7 +299,7 @@
           <w:sz w:val="22"/>
           <w:szCs w:val="22"/>
         </w:rPr>
-        <w:t xml:space="preserve">The project is split into a frontend and a backend, each deployed separately on Render:</w:t>
+        <w:t xml:space="preserve">The published site is entirely static. Nothing that serves requests is deployed at all:</w:t>
       </w:r>
     </w:p>
     <w:tbl>
@@ -493,7 +409,7 @@
                 <w:sz w:val="20"/>
                 <w:szCs w:val="20"/>
               </w:rPr>
-              <w:t xml:space="preserve">Deployed At</w:t>
+              <w:t xml:space="preserve">Runs on</w:t>
             </w:r>
           </w:p>
         </w:tc>
@@ -522,7 +438,7 @@
                 <w:sz w:val="20"/>
                 <w:szCs w:val="20"/>
               </w:rPr>
-              <w:t xml:space="preserve">Frontend</w:t>
+              <w:t xml:space="preserve">App</w:t>
             </w:r>
           </w:p>
         </w:tc>
@@ -549,7 +465,7 @@
                 <w:sz w:val="20"/>
                 <w:szCs w:val="20"/>
               </w:rPr>
-              <w:t xml:space="preserve">React + Vite + Tailwind + Recharts</w:t>
+              <w:t xml:space="preserve">React + Vite + Tailwind + Recharts, with the BL engine in plain JavaScript</w:t>
             </w:r>
           </w:p>
         </w:tc>
@@ -576,7 +492,7 @@
                 <w:sz w:val="20"/>
                 <w:szCs w:val="20"/>
               </w:rPr>
-              <w:t xml:space="preserve">Render Static Site</w:t>
+              <w:t xml:space="preserve">GitHub Pages, as a static bundle</w:t>
             </w:r>
           </w:p>
         </w:tc>
@@ -606,7 +522,7 @@
                 <w:sz w:val="20"/>
                 <w:szCs w:val="20"/>
               </w:rPr>
-              <w:t xml:space="preserve">Backend API</w:t>
+              <w:t xml:space="preserve">Data pipeline</w:t>
             </w:r>
           </w:p>
         </w:tc>
@@ -634,7 +550,7 @@
                 <w:sz w:val="20"/>
                 <w:szCs w:val="20"/>
               </w:rPr>
-              <w:t xml:space="preserve">FastAPI + cvxpy + scipy + numpy</w:t>
+              <w:t xml:space="preserve">Python + yfinance + numpy + pandas</w:t>
             </w:r>
           </w:p>
         </w:tc>
@@ -662,7 +578,7 @@
                 <w:sz w:val="20"/>
                 <w:szCs w:val="20"/>
               </w:rPr>
-              <w:t xml:space="preserve">Render Web Service</w:t>
+              <w:t xml:space="preserve">GitHub Actions, at build time only</w:t>
             </w:r>
           </w:p>
         </w:tc>
@@ -786,7 +702,7 @@
                 <w:sz w:val="20"/>
                 <w:szCs w:val="20"/>
               </w:rPr>
-              <w:t xml:space="preserve">src/App.jsx</w:t>
+              <w:t xml:space="preserve">app/src/App.jsx</w:t>
             </w:r>
           </w:p>
         </w:tc>
@@ -813,7 +729,7 @@
                 <w:sz w:val="20"/>
                 <w:szCs w:val="20"/>
               </w:rPr>
-              <w:t xml:space="preserve">Main React component — UI, state management, API calls</w:t>
+              <w:t xml:space="preserve">The UI — asset-class switch, universe picker, priors &amp; views, results</w:t>
             </w:r>
           </w:p>
         </w:tc>
@@ -843,7 +759,7 @@
                 <w:sz w:val="20"/>
                 <w:szCs w:val="20"/>
               </w:rPr>
-              <w:t xml:space="preserve">src/constants.js</w:t>
+              <w:t xml:space="preserve">app/src/blcore.js</w:t>
             </w:r>
           </w:p>
         </w:tc>
@@ -871,7 +787,7 @@
                 <w:sz w:val="20"/>
                 <w:szCs w:val="20"/>
               </w:rPr>
-              <w:t xml:space="preserve">Sample bond data and display constants (colours, sectors)</w:t>
+              <w:t xml:space="preserve">The engine — equilibrium, views, posterior, optimiser, portfolio statistics</w:t>
             </w:r>
           </w:p>
         </w:tc>
@@ -900,7 +816,7 @@
                 <w:sz w:val="20"/>
                 <w:szCs w:val="20"/>
               </w:rPr>
-              <w:t xml:space="preserve">src/engine.js</w:t>
+              <w:t xml:space="preserve">app/src/datasets.js</w:t>
             </w:r>
           </w:p>
         </w:tc>
@@ -927,7 +843,7 @@
                 <w:sz w:val="20"/>
                 <w:szCs w:val="20"/>
               </w:rPr>
-              <w:t xml:space="preserve">Browser-side BL engine (JavaScript fallback)</w:t>
+              <w:t xml:space="preserve">Loads equities and credit into one common dataset shape</w:t>
             </w:r>
           </w:p>
         </w:tc>
@@ -957,7 +873,7 @@
                 <w:sz w:val="20"/>
                 <w:szCs w:val="20"/>
               </w:rPr>
-              <w:t xml:space="preserve">backend/main.py</w:t>
+              <w:t xml:space="preserve">app/src/constants.js</w:t>
             </w:r>
           </w:p>
         </w:tc>
@@ -985,7 +901,7 @@
                 <w:sz w:val="20"/>
                 <w:szCs w:val="20"/>
               </w:rPr>
-              <w:t xml:space="preserve">FastAPI endpoints: /optimise, /equilibrium, /upload-bonds</w:t>
+              <w:t xml:space="preserve">Sample bond universe and display constants (colours, sectors)</w:t>
             </w:r>
           </w:p>
         </w:tc>
@@ -1014,7 +930,7 @@
                 <w:sz w:val="20"/>
                 <w:szCs w:val="20"/>
               </w:rPr>
-              <w:t xml:space="preserve">backend/bl_engine.py</w:t>
+              <w:t xml:space="preserve">data-pipeline/fetch_equity_data.py</w:t>
             </w:r>
           </w:p>
         </w:tc>
@@ -1041,7 +957,7 @@
                 <w:sz w:val="20"/>
                 <w:szCs w:val="20"/>
               </w:rPr>
-              <w:t xml:space="preserve">Black-Litterman maths: equilibrium, views, posterior, optimisation</w:t>
+              <w:t xml:space="preserve">Fetches Yahoo Finance into a static snapshot, at build time</w:t>
             </w:r>
           </w:p>
         </w:tc>
@@ -1071,7 +987,7 @@
                 <w:sz w:val="20"/>
                 <w:szCs w:val="20"/>
               </w:rPr>
-              <w:t xml:space="preserve">backend/risk_engine.py</w:t>
+              <w:t xml:space="preserve">data-pipeline/check_engine.mjs</w:t>
             </w:r>
           </w:p>
         </w:tc>
@@ -1099,7 +1015,7 @@
                 <w:sz w:val="20"/>
                 <w:szCs w:val="20"/>
               </w:rPr>
-              <w:t xml:space="preserve">Risk analytics: covariance, migration loss, Monte Carlo VaR</w:t>
+              <w:t xml:space="preserve">Correctness checks against the fresh snapshot; gates every deploy</w:t>
             </w:r>
           </w:p>
         </w:tc>
@@ -1128,7 +1044,7 @@
                 <w:sz w:val="20"/>
                 <w:szCs w:val="20"/>
               </w:rPr>
-              <w:t xml:space="preserve">backend/utils.py</w:t>
+              <w:t xml:space="preserve">app/backend/</w:t>
             </w:r>
           </w:p>
         </w:tc>
@@ -1155,7 +1071,7 @@
                 <w:sz w:val="20"/>
                 <w:szCs w:val="20"/>
               </w:rPr>
-              <w:t xml:space="preserve">Helpers: YTM solver, column aliasing, OAS estimation</w:t>
+              <w:t xml:space="preserve">Optional FastAPI service (cvxpy, Monte Carlo VaR) — not part of the hosted site</w:t>
             </w:r>
           </w:p>
         </w:tc>
@@ -1185,7 +1101,7 @@
                 <w:sz w:val="20"/>
                 <w:szCs w:val="20"/>
               </w:rPr>
-              <w:t xml:space="preserve">backend/models.py</w:t>
+              <w:t xml:space="preserve">equity/</w:t>
             </w:r>
           </w:p>
         </w:tc>
@@ -1213,7 +1129,7 @@
                 <w:sz w:val="20"/>
                 <w:szCs w:val="20"/>
               </w:rPr>
-              <w:t xml:space="preserve">Pydantic schemas for API request/response validation</w:t>
+              <w:t xml:space="preserve">The original standalone Python batch model, kept as it was</w:t>
             </w:r>
           </w:p>
         </w:tc>
@@ -1599,7 +1515,7 @@
           <w:sz w:val="22"/>
           <w:szCs w:val="22"/>
         </w:rPr>
-        <w:t xml:space="preserve">This is the core of Black-Litterman. We blend the market’s implied returns (the "prior") with the manager’s views using Bayes’ theorem:</w:t>
+        <w:t xml:space="preserve">This is the core of Black-Litterman. We blend the market's implied returns (the "prior") with your views using Bayes' theorem. The textbook statement of this inverts an N×N matrix; the algebraically equivalent form below inverts only a K×K one, where K is the number of views — which is what makes a 485-name universe workable in a browser:</w:t>
       </w:r>
     </w:p>
     <w:p>
@@ -1614,7 +1530,7 @@
           <w:sz w:val="18"/>
           <w:szCs w:val="18"/>
         </w:rPr>
-        <w:t xml:space="preserve">mu_BL = inv(inv(tau*Sigma) + P'*inv(Omega)*P)</w:t>
+        <w:t xml:space="preserve">mu_BL = pi + tau*Sigma*P' * inv(P*tau*Sigma*P' + Omega)</w:t>
       </w:r>
     </w:p>
     <w:p>
@@ -1629,7 +1545,7 @@
           <w:sz w:val="18"/>
           <w:szCs w:val="18"/>
         </w:rPr>
-        <w:t xml:space="preserve">        * (inv(tau*Sigma)*pi + P'*inv(Omega)*Q)</w:t>
+        <w:t xml:space="preserve">                           * (Q - P*pi)</w:t>
       </w:r>
     </w:p>
     <w:p>
@@ -1674,7 +1590,7 @@
           <w:sz w:val="18"/>
           <w:szCs w:val="18"/>
         </w:rPr>
-        <w:t xml:space="preserve">  tau    = scalar controlling how much we trust the prior (typically 0.025)</w:t>
+        <w:t xml:space="preserve">tau    = scalar controlling how much we trust the prior (0.01-0.05; here 0.05)</w:t>
       </w:r>
     </w:p>
     <w:p>
@@ -1844,7 +1760,7 @@
           <w:sz w:val="18"/>
           <w:szCs w:val="18"/>
         </w:rPr>
-        <w:t xml:space="preserve">  - No single issuer &gt; 8% (concentration limit)</w:t>
+        <w:t xml:space="preserve">- Every weight within your own min and max bounds (0% to 10% by default)</w:t>
       </w:r>
     </w:p>
     <w:p>
@@ -1859,7 +1775,7 @@
           <w:sz w:val="18"/>
           <w:szCs w:val="18"/>
         </w:rPr>
-        <w:t xml:space="preserve">  - Sector weights within +/-10% of benchmark</w:t>
+        <w:t xml:space="preserve">The optional Python backend adds constraint shapes the browser solver does not carry:</w:t>
       </w:r>
     </w:p>
     <w:p>
@@ -1874,7 +1790,7 @@
           <w:sz w:val="18"/>
           <w:szCs w:val="18"/>
         </w:rPr>
-        <w:t xml:space="preserve">  - Spread duration close to benchmark</w:t>
+        <w:t xml:space="preserve">- Sector weights within +/-10% of benchmark; spread duration close to benchmark</w:t>
       </w:r>
     </w:p>
     <w:p>
@@ -1889,7 +1805,7 @@
           <w:sz w:val="18"/>
           <w:szCs w:val="18"/>
         </w:rPr>
-        <w:t xml:space="preserve">  - Tracking error &lt; 150bp</w:t>
+        <w:t xml:space="preserve">- Tracking error &lt; 150bp; issuer concentration limits; excluded issuers</w:t>
       </w:r>
     </w:p>
     <w:p>
@@ -1902,7 +1818,7 @@
           <w:sz w:val="22"/>
           <w:szCs w:val="22"/>
         </w:rPr>
-        <w:t xml:space="preserve">The backend uses cvxpy (a convex optimisation library) to solve this exactly. The browser fallback uses gradient projection, which is approximate but fast.</w:t>
+        <w:t xml:space="preserve">The browser solves this with a spectral projected gradient: Barzilai-Borwein step sizes, with each iterate projected back onto the constraint set. It stops on a stationarity residual — zero exactly at an optimum — rather than on a fixed iteration count, which puts a typical solve at a few hundred iterations. The optional backend solves the richer constraint set above with cvxpy instead.</w:t>
       </w:r>
     </w:p>
     <w:p>
@@ -1916,7 +1832,7 @@
         <w:spacing w:after="150" w:before="300"/>
       </w:pPr>
       <w:r>
-        <w:t xml:space="preserve">4. Python Backend — Code Walkthrough</w:t>
+        <w:t xml:space="preserve">4. The Optional Python Backend — Code Walkthrough</w:t>
       </w:r>
     </w:p>
     <w:p>
@@ -1938,7 +1854,7 @@
           <w:sz w:val="22"/>
           <w:szCs w:val="22"/>
         </w:rPr>
-        <w:t xml:space="preserve">This is the entry point. It defines three API endpoints using FastAPI:</w:t>
+        <w:t xml:space="preserve">Nothing in this section runs on the hosted site. It documents the optional service in app/backend/, kept for the constraint shapes and the Monte Carlo risk analytics the browser engine does not implement. main.py is its entry point, defining three FastAPI endpoints:</w:t>
       </w:r>
     </w:p>
     <w:tbl>
@@ -4495,7 +4411,7 @@
           <w:sz w:val="22"/>
           <w:szCs w:val="22"/>
         </w:rPr>
-        <w:t xml:space="preserve">The React app (src/App.jsx) is a single-page application with three tabs:</w:t>
+        <w:t xml:space="preserve">The React app (app/src/App.jsx) is a single-page application with three tabs, and a switch in the header between the two asset classes. Each asset class keeps its own selection, parameters, views and results, so moving between them loses nothing:</w:t>
       </w:r>
     </w:p>
     <w:p>
@@ -4517,7 +4433,7 @@
           <w:sz w:val="22"/>
           <w:szCs w:val="22"/>
         </w:rPr>
-        <w:t xml:space="preserve">Displays the bond universe in a sortable table showing ticker, issuer, sector, rating, OAS, spread duration, PD, and benchmark weight. When connected to the backend, a file upload panel allows loading custom bond data from CSV, TXT, or Excel files.</w:t>
+        <w:t xml:space="preserve">Lists the universe and lets you choose what to optimise over. For equities: ticker, name, sector, market cap, volatility and benchmark weight, filterable by sector, with shortcuts for the top 25, 50 or 100 by size. For credit: issuer, sector, rating, OAS, spread duration, PD and benchmark weight.</w:t>
       </w:r>
     </w:p>
     <w:p>
@@ -4526,7 +4442,7 @@
         <w:spacing w:after="150" w:before="300"/>
       </w:pPr>
       <w:r>
-        <w:t xml:space="preserve">Views Tab</w:t>
+        <w:t xml:space="preserve">Priors &amp; Views Tab</w:t>
       </w:r>
     </w:p>
     <w:p>
@@ -4539,7 +4455,7 @@
           <w:sz w:val="22"/>
           <w:szCs w:val="22"/>
         </w:rPr>
-        <w:t xml:space="preserve">Lets the manager add, edit, and remove return views. Each view specifies a type (absolute or relative), the bonds involved, the expected magnitude in basis points, and a confidence slider (5–100%).</w:t>
+        <w:t xml:space="preserve">Three things are editable here, and all three feed the same solve. The model parameters — risk aversion, tau, risk-free rate, minimum and maximum weight. Your views — absolute or relative, stated in percent for equities or basis points for credit, each with a confidence slider that sets the corresponding entry of Omega. And the equilibrium prior itself, listed per asset with its implied value, which you can overwrite to replace the market's view outright.</w:t>
       </w:r>
     </w:p>
     <w:p>
@@ -4579,7 +4495,7 @@
           <w:sz w:val="22"/>
           <w:szCs w:val="22"/>
         </w:rPr>
-        <w:t xml:space="preserve">8 metric cards (return, risk, Sharpe, TE, IR, expected loss, spread duration, Credit VaR)</w:t>
+        <w:t xml:space="preserve">Metric cards — expected return, volatility, Sharpe, tracking error, VaR 99%, names held, benchmark Sharpe and solve time, plus expected loss, spread duration and DTS for credit</w:t>
       </w:r>
     </w:p>
     <w:p>
@@ -4597,7 +4513,7 @@
           <w:sz w:val="22"/>
           <w:szCs w:val="22"/>
         </w:rPr>
-        <w:t xml:space="preserve">Active weights bar chart (green = overweight, red = underweight)</w:t>
+        <w:t xml:space="preserve">Active weights (optimal minus benchmark) for the 20 largest active positions</w:t>
       </w:r>
     </w:p>
     <w:p>
@@ -4615,7 +4531,7 @@
           <w:sz w:val="22"/>
           <w:szCs w:val="22"/>
         </w:rPr>
-        <w:t xml:space="preserve">Sector and rating allocation charts (optimal vs benchmark)</w:t>
+        <w:t xml:space="preserve">Sector allocation and rating distribution, optimal against benchmark</w:t>
       </w:r>
     </w:p>
     <w:p>
@@ -4633,7 +4549,7 @@
           <w:sz w:val="22"/>
           <w:szCs w:val="22"/>
         </w:rPr>
-        <w:t xml:space="preserve">Equilibrium vs posterior return comparison</w:t>
+        <w:t xml:space="preserve">Prior versus posterior scatter — points on the diagonal were untouched by your views</w:t>
       </w:r>
     </w:p>
     <w:p>
@@ -4651,7 +4567,7 @@
           <w:sz w:val="22"/>
           <w:szCs w:val="22"/>
         </w:rPr>
-        <w:t xml:space="preserve">Risk-return scatter plot (bubble size = optimal weight, colour = sector)</w:t>
+        <w:t xml:space="preserve">Top holdings table — prior, posterior, benchmark, optimal and active weight per name</w:t>
       </w:r>
     </w:p>
     <w:p>
@@ -4660,7 +4576,7 @@
         <w:spacing w:after="150" w:before="300"/>
       </w:pPr>
       <w:r>
-        <w:t xml:space="preserve">Dual Engine Mode</w:t>
+        <w:t xml:space="preserve">Where the Maths Runs</w:t>
       </w:r>
     </w:p>
     <w:p>
@@ -4673,24 +4589,7 @@
           <w:sz w:val="22"/>
           <w:szCs w:val="22"/>
         </w:rPr>
-        <w:t xml:space="preserve">When </w:t>
-      </w:r>
-      <w:r>
-        <w:rPr>
-          <w:rFonts w:ascii="Consolas" w:cs="Consolas" w:eastAsia="Consolas" w:hAnsi="Consolas"/>
-          <w:sz w:val="20"/>
-          <w:szCs w:val="20"/>
-          <w:shd w:fill="F4F6F7" w:val="clear"/>
-        </w:rPr>
-        <w:t xml:space="preserve">VITE_API_URL</w:t>
-      </w:r>
-      <w:r>
-        <w:rPr>
-          <w:rFonts w:ascii="Arial" w:cs="Arial" w:eastAsia="Arial" w:hAnsi="Arial"/>
-          <w:sz w:val="22"/>
-          <w:szCs w:val="22"/>
-        </w:rPr>
-        <w:t xml:space="preserve"> is set at build time, the app defaults to the Python backend (with cvxpy and Monte Carlo). A toggle in the header lets the user switch to the browser JS engine. If the backend call fails, the app automatically falls back to JS.</w:t>
+        <w:t xml:space="preserve">In the browser, always. app/src/blcore.js carries the whole pipeline, and the app makes no network call once the page and its data snapshot have loaded — your parameters, views and priors never leave the tab. Earlier versions could delegate to the Python backend and fall back to JavaScript; the browser engine now covers the hosted feature set on its own, so that path is gone.</w:t>
       </w:r>
     </w:p>
     <w:p>
@@ -5355,7 +5254,7 @@
                 <w:sz w:val="20"/>
                 <w:szCs w:val="20"/>
               </w:rPr>
-              <w:t xml:space="preserve">Scalar (typically 0.025) controlling trust in the equilibrium prior</w:t>
+              <w:t xml:space="preserve">Scalar (0.01-0.05, here 0.05) controlling trust in the equilibrium prior</w:t>
             </w:r>
           </w:p>
         </w:tc>
@@ -5441,7 +5340,7 @@
           <w:sz w:val="22"/>
           <w:szCs w:val="22"/>
         </w:rPr>
-        <w:t xml:space="preserve">Both services are deployed on Render with GitHub auto-deploy:</w:t>
+        <w:t xml:space="preserve">One GitHub Actions workflow builds and publishes everything to GitHub Pages:</w:t>
       </w:r>
     </w:p>
     <w:tbl>
@@ -5520,7 +5419,7 @@
                 <w:sz w:val="20"/>
                 <w:szCs w:val="20"/>
               </w:rPr>
-              <w:t xml:space="preserve">Frontend</w:t>
+              <w:t xml:space="preserve">The site</w:t>
             </w:r>
           </w:p>
         </w:tc>
@@ -5551,7 +5450,7 @@
                 <w:sz w:val="20"/>
                 <w:szCs w:val="20"/>
               </w:rPr>
-              <w:t xml:space="preserve">Backend</w:t>
+              <w:t xml:space="preserve">The data snapshot</w:t>
             </w:r>
           </w:p>
         </w:tc>
@@ -5580,7 +5479,7 @@
                 <w:sz w:val="20"/>
                 <w:szCs w:val="20"/>
               </w:rPr>
-              <w:t xml:space="preserve">Platform</w:t>
+              <w:t xml:space="preserve">Runs on</w:t>
             </w:r>
           </w:p>
         </w:tc>
@@ -5607,7 +5506,7 @@
                 <w:sz w:val="20"/>
                 <w:szCs w:val="20"/>
               </w:rPr>
-              <w:t xml:space="preserve">Render Static Site</w:t>
+              <w:t xml:space="preserve">GitHub Pages</w:t>
             </w:r>
           </w:p>
         </w:tc>
@@ -5634,7 +5533,7 @@
                 <w:sz w:val="20"/>
                 <w:szCs w:val="20"/>
               </w:rPr>
-              <w:t xml:space="preserve">Render Web Service</w:t>
+              <w:t xml:space="preserve">GitHub Actions</w:t>
             </w:r>
           </w:p>
         </w:tc>
@@ -5664,7 +5563,7 @@
                 <w:sz w:val="20"/>
                 <w:szCs w:val="20"/>
               </w:rPr>
-              <w:t xml:space="preserve">Build command</w:t>
+              <w:t xml:space="preserve">Built by</w:t>
             </w:r>
           </w:p>
         </w:tc>
@@ -5692,7 +5591,7 @@
                 <w:sz w:val="20"/>
                 <w:szCs w:val="20"/>
               </w:rPr>
-              <w:t xml:space="preserve">npm run build</w:t>
+              <w:t xml:space="preserve">npm ci &amp;&amp; npm run build</w:t>
             </w:r>
           </w:p>
         </w:tc>
@@ -5720,7 +5619,7 @@
                 <w:sz w:val="20"/>
                 <w:szCs w:val="20"/>
               </w:rPr>
-              <w:t xml:space="preserve">pip install -r requirements.txt</w:t>
+              <w:t xml:space="preserve">python data-pipeline/fetch_equity_data.py</w:t>
             </w:r>
           </w:p>
         </w:tc>
@@ -5749,7 +5648,7 @@
                 <w:sz w:val="20"/>
                 <w:szCs w:val="20"/>
               </w:rPr>
-              <w:t xml:space="preserve">Start command</w:t>
+              <w:t xml:space="preserve">Runs when</w:t>
             </w:r>
           </w:p>
         </w:tc>
@@ -5776,7 +5675,7 @@
                 <w:sz w:val="20"/>
                 <w:szCs w:val="20"/>
               </w:rPr>
-              <w:t xml:space="preserve">— (static)</w:t>
+              <w:t xml:space="preserve">Every push to main</w:t>
             </w:r>
           </w:p>
         </w:tc>
@@ -5803,7 +5702,7 @@
                 <w:sz w:val="20"/>
                 <w:szCs w:val="20"/>
               </w:rPr>
-              <w:t xml:space="preserve">gunicorn main:app --workers 2 --worker-class uvicorn.workers.UvicornWorker</w:t>
+              <w:t xml:space="preserve">Every push, plus 23:00 UTC on weekdays — after the US close</w:t>
             </w:r>
           </w:p>
         </w:tc>
@@ -5833,7 +5732,7 @@
                 <w:sz w:val="20"/>
                 <w:szCs w:val="20"/>
               </w:rPr>
-              <w:t xml:space="preserve">Key env var</w:t>
+              <w:t xml:space="preserve">If it fails</w:t>
             </w:r>
           </w:p>
         </w:tc>
@@ -5861,7 +5760,7 @@
                 <w:sz w:val="20"/>
                 <w:szCs w:val="20"/>
               </w:rPr>
-              <w:t xml:space="preserve">VITE_API_URL = backend URL</w:t>
+              <w:t xml:space="preserve">No deploy happens; the previous site stays up</w:t>
             </w:r>
           </w:p>
         </w:tc>
@@ -5889,7 +5788,7 @@
                 <w:sz w:val="20"/>
                 <w:szCs w:val="20"/>
               </w:rPr>
-              <w:t xml:space="preserve">ALLOWED_ORIGINS = frontend URL</w:t>
+              <w:t xml:space="preserve">The build stops, so a bad snapshot is never published</w:t>
             </w:r>
           </w:p>
         </w:tc>
@@ -5912,7 +5811,7 @@
           <w:sz w:val="22"/>
           <w:szCs w:val="22"/>
         </w:rPr>
-        <w:t xml:space="preserve">Local development:</w:t>
+        <w:t xml:space="preserve">Local development — the app alone needs no Python at all:</w:t>
       </w:r>
     </w:p>
     <w:p>
@@ -5927,7 +5826,7 @@
           <w:sz w:val="18"/>
           <w:szCs w:val="18"/>
         </w:rPr>
-        <w:t xml:space="preserve"># Frontend (terminal 1)</w:t>
+        <w:t xml:space="preserve"># 1. Build a data snapshot (--limit 25 keeps it quick)</w:t>
       </w:r>
     </w:p>
     <w:p>
@@ -5942,7 +5841,7 @@
           <w:sz w:val="18"/>
           <w:szCs w:val="18"/>
         </w:rPr>
-        <w:t xml:space="preserve">npm install &amp;&amp; npm run dev</w:t>
+        <w:t xml:space="preserve">python data-pipeline/fetch_equity_data.py --out app/public/data</w:t>
       </w:r>
     </w:p>
     <w:p>
@@ -5972,7 +5871,7 @@
           <w:sz w:val="18"/>
           <w:szCs w:val="18"/>
         </w:rPr>
-        <w:t xml:space="preserve"># Backend (terminal 2)</w:t>
+        <w:t xml:space="preserve"># 2. Run the app</w:t>
       </w:r>
     </w:p>
     <w:p>
@@ -5987,7 +5886,7 @@
           <w:sz w:val="18"/>
           <w:szCs w:val="18"/>
         </w:rPr>
-        <w:t xml:space="preserve">cd backend &amp;&amp; pip install -r requirements.txt</w:t>
+        <w:t xml:space="preserve">cd app &amp;&amp; npm install &amp;&amp; npm run dev</w:t>
       </w:r>
     </w:p>
     <w:p>
@@ -6002,7 +5901,7 @@
           <w:sz w:val="18"/>
           <w:szCs w:val="18"/>
         </w:rPr>
-        <w:t xml:space="preserve">uvicorn main:app --reload --port 8000</w:t>
+        <w:t xml:space="preserve"># 3. Verify the engine against that snapshot</w:t>
       </w:r>
     </w:p>
     <w:p>
@@ -6032,7 +5931,7 @@
           <w:sz w:val="18"/>
           <w:szCs w:val="18"/>
         </w:rPr>
-        <w:t xml:space="preserve"># Connect them: create .env with VITE_API_URL=http://localhost:8000</w:t>
+        <w:t xml:space="preserve">node data-pipeline/check_engine.mjs</w:t>
       </w:r>
     </w:p>
     <w:sectPr>
